--- a/12-crisis/Ягель — отчёт по практической №12.docx
+++ b/12-crisis/Ягель — отчёт по практической №12.docx
@@ -112,7 +112,7 @@
         <w:rPr>
           <w:b w:val="0"/>
         </w:rPr>
-        <w:t>Внутренние причины — недостаточно проверенная ценность, незавершённая интеграция и неполная смета. MQTT и HTTP API в проверенной прошивке пока отсутствуют. Реклама готовых функций создаст неверные ожидания.</w:t>
+        <w:t>Внутренние причины — недостаточно проверенная ценность для покупателя и неполная смета. API и настройка без изменения кода уже реализованы, но их наличие само по себе не объясняет, почему пользователь должен выбрать «Ягель» среди локальных устройств.</w:t>
       </w:r>
     </w:p>
     <w:p>
@@ -386,7 +386,7 @@
         <w:rPr>
           <w:b w:val="0"/>
         </w:rPr>
-        <w:t>Сначала завершить HTTP API, MQTT и настройку без перепрошивки, проверить восстановление после отключения сети. Затем улучшать инструкции, корпус и типовые операции ремонта. Добавление новых датчиков отложить до подтверждения потребности и расчёта затрат.</w:t>
+        <w:t>Проверить надёжность готовых локальных интерфейсов, восстановление после отключения сети и удобство настройки. Затем улучшать инструкции, корпус и типовые операции ремонта. Добавление новых датчиков отложить до подтверждения потребности и расчёта затрат.</w:t>
       </w:r>
     </w:p>
     <w:p>
@@ -579,7 +579,7 @@
         <w:rPr>
           <w:b w:val="0"/>
         </w:rPr>
-        <w:t>Ответ на конкурентный кризис — проверить причины выбора продукта и сократить неопределённость. «Ягель» сохраняет локальную архитектуру, завершает основные функции и подтверждает удобство, обслуживание и экономику небольшим пилотом. Медицинские, энергетические и экологические обещания формулируются по имеющимся доказательствам.</w:t>
+        <w:t>Ответ на конкурентный кризис — проверить причины выбора продукта и сократить неопределённость. «Ягель» сохраняет готовую локальную архитектуру, улучшает удобство и подтверждает обслуживание и экономику небольшим пилотом. Медицинские, энергетические и экологические обещания формулируются по имеющимся доказательствам.</w:t>
       </w:r>
     </w:p>
     <w:sectPr>

--- a/12-crisis/Ягель — отчёт по практической №12.docx
+++ b/12-crisis/Ягель — отчёт по практической №12.docx
@@ -41,7 +41,7 @@
         <w:pStyle w:val="Heading1"/>
       </w:pPr>
       <w:r>
-        <w:t>1. Анализ кризиса — задание № 1</w:t>
+        <w:t>1. Анализ кризиса (задание № 1)</w:t>
       </w:r>
     </w:p>
     <w:p>
@@ -52,7 +52,7 @@
         <w:rPr>
           <w:b w:val="0"/>
         </w:rPr>
-        <w:t>Цель работы — разработать антикризисный план для «Ягеля A1» и определить, как изменить стратегию при усилении конкуренции.</w:t>
+        <w:t>Цель работы: подготовить антикризисный план для «Ягеля A1» после появления крупного конкурента.</w:t>
       </w:r>
     </w:p>
     <w:p>
@@ -63,7 +63,7 @@
         <w:rPr>
           <w:b w:val="0"/>
         </w:rPr>
-        <w:t>«Ягель A1» — открытые настольные E-Ink часы и монитор CO₂, температуры, влажности и давления. Основные функции должны работать без обязательного облака и серверов производителя. Открытая конструкция создаёт основу для ремонта; локальная интеграция позволяет использовать данные в собственной системе умного дома.</w:t>
+        <w:t>«Ягель A1» показывает время и параметры воздуха на E-Ink экране. Прибор работает без обязательного облака, передаёт показания через локальный API и позволяет менять настройки без правки кода. Пользователь может открыть схему и прошивку, отремонтировать или доработать устройство.</w:t>
       </w:r>
     </w:p>
     <w:p>
@@ -82,7 +82,7 @@
         <w:rPr>
           <w:b w:val="0"/>
         </w:rPr>
-        <w:t>Выбран кейс № 7 «Угроза от крупного конкурента». Перед выпуском партии крупная компания объявляет похожий локальный монитор по более низкой цене. Покупатели спрашивают, зачем выбирать «Ягель». Это учебный сценарий; фактическое падение продаж не утверждается.</w:t>
+        <w:t>Кейс № 7 «Угроза от крупного конкурента». Перед выпуском партии крупная компания объявляет похожий локальный монитор по более низкой цене. Покупатели начинают сравнивать его с «Ягелем» и откладывают выбор.</w:t>
       </w:r>
     </w:p>
     <w:p>
@@ -101,7 +101,7 @@
         <w:rPr>
           <w:b w:val="0"/>
         </w:rPr>
-        <w:t>Внешняя причина — появление доступной альтернативы с тем же основным обещанием. Независимость от облака перестаёт быть достаточным отличием.</w:t>
+        <w:t>Конкурент предлагает локальную работу и подписку не требует. Покупатель может получить главное преимущество «Ягеля» у другого производителя и заплатить меньше.</w:t>
       </w:r>
     </w:p>
     <w:p>
@@ -112,7 +112,7 @@
         <w:rPr>
           <w:b w:val="0"/>
         </w:rPr>
-        <w:t>Внутренние причины — недостаточно проверенная ценность для покупателя и неполная смета. API и настройка без изменения кода уже реализованы, но их наличие само по себе не объясняет, почему пользователь должен выбрать «Ягель» среди локальных устройств.</w:t>
+        <w:t>Команда пока не выяснила, сколько покупатели готовы платить за E-Ink часы, ремонт и поддержку. API и настройка уже работают. Для продажи нужно показать, насколько удобно ими пользоваться, и рассчитать полную стоимость прибора.</w:t>
       </w:r>
     </w:p>
     <w:p>
@@ -131,7 +131,7 @@
         <w:rPr>
           <w:b w:val="0"/>
         </w:rPr>
-        <w:t>Возможны сомнения покупателей, замедление набора пилота и давление на цену. Затем — рост расходов на рекламу и задержка выпуска. Попытка догнать все функции конкурента может израсходовать ресурсы.</w:t>
+        <w:t>Команда может медленнее набирать участников пилота и получать больше возражений о цене. Попытка снизить цену без расчёта затрат грозит убытком. Одновременная разработка всех функций конкурента задержит выпуск.</w:t>
       </w:r>
     </w:p>
     <w:p>
@@ -150,7 +150,7 @@
         <w:rPr>
           <w:b w:val="0"/>
         </w:rPr>
-        <w:t>Проверить конечную цену, датчики, локальную работу, комплектность и поддержку конкурента. Сравнить одинаковые комплектации. Рекламные заявления отделить от результатов проверки.</w:t>
+        <w:t>Ответственный за продукт сравнивает цену, датчики, комплектность и поддержку двух моделей. Он проверяет, какие функции конкурент даёт без облака и сколько стоят доставка и дополнительные принадлежности.</w:t>
       </w:r>
     </w:p>
     <w:p>
@@ -161,7 +161,7 @@
         <w:rPr>
           <w:b w:val="0"/>
         </w:rPr>
-        <w:t>Провести 15 интервью: что влияет на выбор — цена, настройка, точность, экран, ремонт или поддержка? Записать причины отказа. Один негативный комментарий не считать доказательством потери рынка.</w:t>
+        <w:t>Команда проводит 15 интервью с владельцами локального умного дома. Собеседники сравнивают приборы и объясняют свой выбор. Ответственный записывает причины покупки и отказа: цену, экран, настройку или возможность ремонта.</w:t>
       </w:r>
     </w:p>
     <w:p>
@@ -174,7 +174,7 @@
         <w:pStyle w:val="Heading1"/>
       </w:pPr>
       <w:r>
-        <w:t>2. Антикризисный план — задание № 2</w:t>
+        <w:t>2. Антикризисный план (задание № 2)</w:t>
       </w:r>
     </w:p>
     <w:p>
@@ -193,7 +193,7 @@
         <w:rPr>
           <w:b w:val="0"/>
         </w:rPr>
-        <w:t>Сохранить локальную работу и сосредоточиться на удобстве, качестве и обслуживании. Обязательное облако не устранит конкуренцию. Массовую рекламу и крупный заказ отложить до проверки спроса.</w:t>
+        <w:t>Команда сохраняет локальную работу и улучшает настройку и обслуживание. До интервью руководитель откладывает широкую рекламную кампанию и крупный заказ компонентов.</w:t>
       </w:r>
     </w:p>
     <w:p>
@@ -204,7 +204,7 @@
         <w:rPr>
           <w:b w:val="0"/>
         </w:rPr>
-        <w:t>Три пути: снизить цену, расширить функции или сосредоточиться на аудитории, которой важны E-Ink часы, ремонт и локальная настройка. Выбран третий путь. Скидки требуют расчёта затрат, новые функции — подтверждения потребности.</w:t>
+        <w:t>Руководитель рассматривает снижение цены, новые функции и работу с узкой аудиторией. Команда выбирает владельцев умного дома, которым нужны E-Ink часы и ремонтируемый прибор. К вопросу о скидке вернётся после расчёта затрат.</w:t>
       </w:r>
     </w:p>
     <w:p>
@@ -223,7 +223,7 @@
         <w:rPr>
           <w:b w:val="0"/>
         </w:rPr>
-        <w:t>Руководитель собирает короткую встречу и фиксирует факты, неизвестные сведения и доступные ресурсы. Команда сверяет описание продукта с реализованными функциями, убирает неподтверждённые преимущества и формирует единую таблицу сравнения.</w:t>
+        <w:t>Руководитель собирает команду и распределяет задачи. Ответственный за продукт сравнивает модели, разработчик проверяет настройку и интеграцию. Команда готовит таблицу отличий для интервью.</w:t>
       </w:r>
     </w:p>
     <w:p>
@@ -234,7 +234,7 @@
         <w:rPr>
           <w:b w:val="0"/>
         </w:rPr>
-        <w:t>На время проверки ограничиваются необязательные расходы. Подготовку работающего прототипа и критические исправления продолжают. Участникам пилота сообщают текущий статус; чужие анонсы не используют как повод обещать собственные непроверенные функции.</w:t>
+        <w:t>Руководитель приостанавливает расходы на широкую рекламу. Команда продолжает испытания и подготовку партии. Участникам пилота сообщает, что осталось проверить и когда они получат приборы.</w:t>
       </w:r>
     </w:p>
     <w:p>
@@ -253,7 +253,7 @@
         <w:rPr>
           <w:b w:val="0"/>
         </w:rPr>
-        <w:t>Руководитель рассчитывает затраты на компоненты, корпус, сборку, доставку, возвраты и поддержку. Разовые расходы учитываются отдельно. Результат — минимально допустимая цена для выбранного канала.</w:t>
+        <w:t>Руководитель считает стоимость компонентов, корпуса, сборки, доставки и поддержки. Он добавляет резерв на возвраты, а расходы на разработку и испытания учитывает отдельной суммой. По расчёту определяет нижнюю границу цены.</w:t>
       </w:r>
     </w:p>
     <w:p>
@@ -264,7 +264,7 @@
         <w:rPr>
           <w:b w:val="0"/>
         </w:rPr>
-        <w:t>Ответственный за продукт готовит интервью. Разработчик проверяет готовность локальных функций и оценивает объём работ. По итогам недели команда выбирает основные задачи и обновляет план пилота.</w:t>
+        <w:t>Ответственный за продукт набирает собеседников для интервью. Разработчик проверяет подключение в нескольких домашних сетях. К концу недели команда уточняет список работ и дату пилота.</w:t>
       </w:r>
     </w:p>
     <w:p>
@@ -283,7 +283,7 @@
         <w:rPr>
           <w:b w:val="0"/>
         </w:rPr>
-        <w:t>Провести интервью, проверить настройку на новых пользователях и подготовить демонстрацию работы без интернета. Для ремонта выбрать одну типовую операцию, например замену датчика, и проверить инструкцию. Для оценки потребления измерять весь прибор, а не только экран.</w:t>
+        <w:t>Команда проводит интервью и наблюдает, как новые пользователи подключают прибор. Разработчик записывает демонстрацию работы без интернета. Для инструкции по ремонту второй участник пробует заменить датчик. Потребление измеряют у собранного устройства.</w:t>
       </w:r>
     </w:p>
     <w:p>
@@ -294,7 +294,7 @@
         <w:rPr>
           <w:b w:val="0"/>
         </w:rPr>
-        <w:t>В общем списке фиксируют результаты, изменения и ответственных. Еженедельно пересматривают сроки, расходы и риски. Критические ошибки устраняют до передачи устройств.</w:t>
+        <w:t>Участники записывают результаты испытаний и новые задачи в общий список. Руководитель раз в неделю сверяет сроки и расходы. При критической ошибке он переносит выдачу приборов.</w:t>
       </w:r>
     </w:p>
     <w:p>
@@ -313,7 +313,7 @@
         <w:rPr>
           <w:b w:val="0"/>
         </w:rPr>
-        <w:t>Руководитель принимает решения о бюджете, сроках и объёме партии. Разработчик отвечает за прошивку и интеграцию. Ответственный за продукт проводит интервью и готовит описание. Второй участник повторяет технические проверки. Это учебное распределение ролей; в небольшой команде обязанности совмещаются.</w:t>
+        <w:t>Руководитель отвечает за бюджет и объём партии. Разработчик занимается прошивкой и интеграцией. Ответственный за продукт проводит интервью и обновляет описание товара. Второй участник проверяет исправления и инструкции.</w:t>
       </w:r>
     </w:p>
     <w:p>
@@ -326,7 +326,7 @@
         <w:pStyle w:val="Heading1"/>
       </w:pPr>
       <w:r>
-        <w:t>3. Адаптация к рынку — задание № 3</w:t>
+        <w:t>3. Адаптация к рынку (задание № 3)</w:t>
       </w:r>
     </w:p>
     <w:p>
@@ -337,7 +337,7 @@
         <w:rPr>
           <w:b w:val="0"/>
         </w:rPr>
-        <w:t>Неожиданное изменение рынка в этом кейсе — крупный конкурент предлагает локальную работу без подписки. Команде нужно заново проверить основания выбора «Ягеля», а не продолжать утверждать, что локальный доступ есть только у него.</w:t>
+        <w:t>Конкурент тоже предлагает работу без облака. Команда меняет описание товара, порядок разработки и способ продвижения, чтобы показать покупателю другие основания для выбора.</w:t>
       </w:r>
     </w:p>
     <w:p>
@@ -356,7 +356,7 @@
         <w:rPr>
           <w:b w:val="0"/>
         </w:rPr>
-        <w:t>Первый сегмент — владельцы локального умного дома, которым нужны часы на E-Ink, монитор CO₂ и возможность обслуживать устройство. Если интервью покажут, что эти свойства не влияют на покупку, сегмент и предложение пересматриваются.</w:t>
+        <w:t>Команда начинает с владельцев Home Assistant, которым нужен монитор с E-Ink часами и доступными деталями. На интервью выясняет, за какие свойства они готовы платить. Если экран и ремонт для них не важны, руководитель пересматривает предложение.</w:t>
       </w:r>
     </w:p>
     <w:p>
@@ -367,7 +367,7 @@
         <w:rPr>
           <w:b w:val="0"/>
         </w:rPr>
-        <w:t>Формулировка предложения: «Показания воздуха и часы на вашем столе. Данные — в вашей домашней системе. Открытая конструкция — для обслуживания и доработки». Локальный доступ остаётся обязательным свойством, а преимущество проверяется по удобству и стоимости владения.</w:t>
+        <w:t>В описании товара команда покажет настольный прибор с часами и показаниями воздуха, подключение к Home Assistant и замену деталей. Для сравнения с конкурентом укажет состав комплекта, поддержку и расходы на обслуживание.</w:t>
       </w:r>
     </w:p>
     <w:p>
@@ -386,7 +386,7 @@
         <w:rPr>
           <w:b w:val="0"/>
         </w:rPr>
-        <w:t>Проверить надёжность готовых локальных интерфейсов, восстановление после отключения сети и удобство настройки. Затем улучшать инструкции, корпус и типовые операции ремонта. Добавление новых датчиков отложить до подтверждения потребности и расчёта затрат.</w:t>
+        <w:t>Разработчик проверяет восстановление связи и работу API после отключения сети. Ответственный за продукт сокращает неудобные шаги в инструкции. Команда улучшает крепления корпуса и доступ к деталям. Новые датчики добавит после проверки спроса и затрат.</w:t>
       </w:r>
     </w:p>
     <w:p>
@@ -405,7 +405,7 @@
         <w:rPr>
           <w:b w:val="0"/>
         </w:rPr>
-        <w:t>Контроль условий дома. Демонстрировать, как прибор показывает изменение CO₂ и помогает пользователю принимать решение о проветривании. Не обещать лечение или гарантированное улучшение здоровья.</w:t>
+        <w:t>Контроль воздуха. В демонстрации команда покажет, как меняется CO₂ в занятой комнате и как пользователь выбирает время для проветривания. Покупатель увидит показания и последовательность действий.</w:t>
       </w:r>
     </w:p>
     <w:p>
@@ -416,7 +416,7 @@
         <w:rPr>
           <w:b w:val="0"/>
         </w:rPr>
-        <w:t>Энергоэффективность. Проверять сценарий управления совместимой вентиляцией по показаниям. Возможную экономию подтверждать измерениями при сопоставимом качестве воздуха. Потребление прибора измерять отдельно; отсутствие облака не означает нулевого экологического следа.</w:t>
+        <w:t>Энергоэффективность. Команда проверит управление совместимой вентиляцией по показаниям CO₂. В пилоте сравнит расход энергии при сходной погоде, занятости комнаты и качестве воздуха. Отдельно измерит потребление прибора.</w:t>
       </w:r>
     </w:p>
     <w:p>
@@ -427,7 +427,7 @@
         <w:rPr>
           <w:b w:val="0"/>
         </w:rPr>
-        <w:t>Экология. Подготовить инструкцию по разборке и замене деталей, проверить доступность компонентов. Независимость от сервиса производителя поддерживает длительное использование основных функций. Экологическое преимущество нужно оценивать по фактическому сроку службы и ремонту.</w:t>
+        <w:t>Ремонт. Команда подготовит инструкцию по разборке и замене деталей, укажет совместимые компоненты. Пользователь сможет продолжать работу с прибором после закрытия сервиса производителя, поскольку основные функции выполняются дома.</w:t>
       </w:r>
     </w:p>
     <w:p>
@@ -446,7 +446,7 @@
         <w:rPr>
           <w:b w:val="0"/>
         </w:rPr>
-        <w:t>Вместо широкой рекламной кампании использовать небольшие демонстрации, сообщества умного дома и партнёров-интеграторов. Сравнивать варианты по одной и той же задаче; не обвинять конкурента в недостатках без проверки.</w:t>
+        <w:t>Ответственный за продукт проведёт небольшие демонстрации в сообществах умного дома и у партнёров-интеграторов. На них покупатели смогут попробовать настройку и сравнить показания с другим прибором.</w:t>
       </w:r>
     </w:p>
     <w:p>
@@ -457,7 +457,7 @@
         <w:rPr>
           <w:b w:val="0"/>
         </w:rPr>
-        <w:t>Цену и все затраты рассчитывать в рублях. Рабочая ценовая гипотеза проекта — 5 000 рублей за прибор; её проверяют вместе с комплектностью, поддержкой и обслуживанием. Окончательную цену выбирают после полной сметы и интервью. Продажи с убытком не становятся устойчивыми за счёт роста объёма.</w:t>
+        <w:t>Для расчётов команда берёт цену 5 000 рублей. Руководитель проверит, покрывает ли она производство, доставку и поддержку. На интервью команда выяснит готовность платить эту сумму. После расчёта затрат уточнит цену и комплектность.</w:t>
       </w:r>
     </w:p>
     <w:p>
@@ -489,7 +489,7 @@
         <w:rPr>
           <w:b w:val="0"/>
         </w:rPr>
-        <w:t>Раз в неделю проводится короткий разбор интервью, технических проверок и расходов. Для решения записывают основание, ответственного, срок и условие пересмотра. В споре о новой функции сначала формулируют потребность пользователя и способ её проверки.</w:t>
+        <w:t>Раз в неделю команда обсуждает интервью, испытания и расходы. У каждой задачи есть ответственный и срок. Предлагая новую функцию, участник объясняет, кому она нужна и сколько времени займёт разработка.</w:t>
       </w:r>
     </w:p>
     <w:p>
@@ -500,7 +500,7 @@
         <w:rPr>
           <w:b w:val="0"/>
         </w:rPr>
-        <w:t>Риски ведут в одном списке: недостаточный спрос, рост затрат, ошибки измерений, задержка компонентов и завышенные обещания. У каждого риска есть ответственный и действие. Планы обновляются по результатам проверок, а не по интенсивности рекламы конкурента.</w:t>
+        <w:t>Руководитель ведёт список рисков: слабый спрос, рост затрат, ошибки показаний и задержка деталей. Для каждого назначает ответственного и действие. Например, при задержке датчика проверяет другой источник поставки.</w:t>
       </w:r>
     </w:p>
     <w:p>
@@ -519,7 +519,7 @@
         <w:rPr>
           <w:b w:val="0"/>
         </w:rPr>
-        <w:t>Сообщение участникам пилота: «Мы проверяем локальную работу “Ягеля A1”, удобство настройки и обслуживание. Сравниваем устройство с доступными альтернативами. Перед передачей сообщим состав проверенных функций и ограничения. Дату подтвердим после завершения критических проверок».</w:t>
+        <w:t>Сообщение участникам пилота: «Сейчас мы проверяем настройку и работу прибора в разных домашних сетях. После испытаний подтвердим дату выдачи. В комплект положим инструкцию по подключению и контакты поддержки».</w:t>
       </w:r>
     </w:p>
     <w:p>
@@ -530,7 +530,7 @@
         <w:rPr>
           <w:b w:val="0"/>
         </w:rPr>
-        <w:t>Пример ответа на возражение: «Если другая модель полностью решает вашу задачу, это разумная альтернатива. “Ягель” стоит сравнить по E-Ink часам, локальной настройке, открытой конструкции и поддержке. Мы готовы показать эти свойства и результаты проверок».</w:t>
+        <w:t>Ответ на сравнение с конкурентом: «У “Ягеля” есть E-Ink часы, локальный API и открытая конструкция. Прибор можно подключить к вашей системе и обслуживать. Давайте сравним комплект, настройку и поддержку двух моделей».</w:t>
       </w:r>
     </w:p>
     <w:p>
@@ -549,7 +549,7 @@
         <w:rPr>
           <w:b w:val="0"/>
         </w:rPr>
-        <w:t>Плановые ориентиры: 15 интервью, не менее 10 заявок без оплаты и положительный результат полной сметы. Для техники — отсутствие критических ошибок, 72 часа локальной работы без интернета и успешная настройка по инструкции новым пользователем. Эти показатели предложены для учебного кейса; достигнутые результаты не заявляются.</w:t>
+        <w:t>До заказа партии команда планирует провести 15 интервью и собрать не менее 10 заявок на пилот. Руководитель проверяет прибыль с устройства по полной смете. Разработчик проводит 72-часовой тест без интернета, а новый пользователь подключает прибор по инструкции.</w:t>
       </w:r>
     </w:p>
     <w:p>
@@ -560,7 +560,7 @@
         <w:rPr>
           <w:b w:val="0"/>
         </w:rPr>
-        <w:t>Если критерии выполнены, команда готовит предусмотренную проектом партию из 30 устройств. Если спрос слабый, уточняет сегмент и повторяет проверку. Если цена не покрывает затраты, меняет конструкцию, комплектность или канал. Если при повторной проверке приемлемого варианта нет, коммерческий запуск откладывается.</w:t>
+        <w:t>При выполнении этих условий руководитель заказывает партию из 30 устройств. При слабом спросе команда меняет предложение и повторяет интервью. Если цена не покрывает затраты, пересматривает комплектацию или способ продажи. При отсутствии подходящего варианта откладывает заказ.</w:t>
       </w:r>
     </w:p>
     <w:p>
@@ -579,7 +579,7 @@
         <w:rPr>
           <w:b w:val="0"/>
         </w:rPr>
-        <w:t>Ответ на конкурентный кризис — проверить причины выбора продукта и сократить неопределённость. «Ягель» сохраняет готовую локальную архитектуру, улучшает удобство и подтверждает обслуживание и экономику небольшим пилотом. Медицинские, энергетические и экологические обещания формулируются по имеющимся доказательствам.</w:t>
+        <w:t>Команда сохраняет локальную архитектуру и проверяет, почему покупатель выберет «Ягель». В ближайший месяц проводит интервью, улучшает настройку и рассчитывает стоимость партии. Результаты этих работ определят цену и объём выпуска.</w:t>
       </w:r>
     </w:p>
     <w:sectPr>

--- a/12-crisis/Ягель — отчёт по практической №12.docx
+++ b/12-crisis/Ягель — отчёт по практической №12.docx
@@ -41,7 +41,7 @@
         <w:pStyle w:val="Heading1"/>
       </w:pPr>
       <w:r>
-        <w:t>1. Анализ кризиса (задание № 1)</w:t>
+        <w:t>1. Открытый проект скопировали (задание № 1)</w:t>
       </w:r>
     </w:p>
     <w:p>
@@ -52,7 +52,15 @@
         <w:rPr>
           <w:b w:val="0"/>
         </w:rPr>
-        <w:t>Цель работы: подготовить антикризисный план для «Ягеля A1» после появления крупного конкурента.</w:t>
+        <w:t>«Ягель A1» показывает время и параметры воздуха, работает без обязательного облака и подключается к домашней системе через локальный API. Пользователь меняет настройки через интерфейс устройства. Команда публикует схему, прошивку и корпус под MIT.</w:t>
+      </w:r>
+    </w:p>
+    <w:p>
+      <w:pPr>
+        <w:pStyle w:val="Heading2"/>
+      </w:pPr>
+      <w:r>
+        <w:t>Условия кейса</w:t>
       </w:r>
     </w:p>
     <w:p>
@@ -63,15 +71,7 @@
         <w:rPr>
           <w:b w:val="0"/>
         </w:rPr>
-        <w:t>«Ягель A1» показывает время и параметры воздуха на E-Ink экране. Прибор работает без обязательного облака, передаёт показания через локальный API и позволяет менять настройки без правки кода. Пользователь может открыть схему и прошивку, отремонтировать или доработать устройство.</w:t>
-      </w:r>
-    </w:p>
-    <w:p>
-      <w:pPr>
-        <w:pStyle w:val="Heading2"/>
-      </w:pPr>
-      <w:r>
-        <w:t>Условие кейса</w:t>
+        <w:t>Кейс № 7 «Угроза от крупного конкурента». Пока команда готовит партию из 30 приборов, другой производитель использует опубликованные файлы и выпускает похожую сборку под своим названием. Он продаёт её за 3 500 рублей. Покупатели спрашивают, почему «Ягель» стоит 5 000 рублей.</w:t>
       </w:r>
     </w:p>
     <w:p>
@@ -82,7 +82,18 @@
         <w:rPr>
           <w:b w:val="0"/>
         </w:rPr>
-        <w:t>Кейс № 7 «Угроза от крупного конкурента». Перед выпуском партии крупная компания объявляет похожий локальный монитор по более низкой цене. Покупатели начинают сравнивать его с «Ягелем» и откладывают выбор.</w:t>
+        <w:t>Разработчик предлагает закрыть следующие версии. Руководитель рассматривает снижение цены. Участник, который общается с сообществом, опасается потерять доверие: покупатели выбрали проект за открытость и возможность ремонта.</w:t>
+      </w:r>
+    </w:p>
+    <w:p>
+      <w:pPr>
+        <w:jc w:val="left"/>
+      </w:pPr>
+      <w:r>
+        <w:rPr>
+          <w:b w:val="0"/>
+        </w:rPr>
+        <w:t>Для расчёта кейса приняты переменные затраты 3 600 рублей на официальный прибор. Состав и качество чужой сборки команда ещё не проверила. Цена копии и затраты задают условия задачи.</w:t>
       </w:r>
     </w:p>
     <w:p>
@@ -101,7 +112,7 @@
         <w:rPr>
           <w:b w:val="0"/>
         </w:rPr>
-        <w:t>Конкурент предлагает локальную работу и подписку не требует. Покупатель может получить главное преимущество «Ягеля» у другого производителя и заплатить меньше.</w:t>
+        <w:t>MIT позволяет использовать и продавать опубликованные материалы с сохранением предусмотренных лицензией уведомлений. Команда сама дала другим производителям возможность повторить проект. Закрытие новых версий не уберёт уже выпущенные копии.</w:t>
       </w:r>
     </w:p>
     <w:p>
@@ -112,7 +123,7 @@
         <w:rPr>
           <w:b w:val="0"/>
         </w:rPr>
-        <w:t>Команда пока не выяснила, сколько покупатели готовы платить за E-Ink часы, ремонт и поддержку. API и настройка уже работают. Для продажи нужно показать, насколько удобно ими пользоваться, и рассчитать полную стоимость прибора.</w:t>
+        <w:t>В описании товара команда делала упор на локальную работу и открытые файлы. Теперь покупатель получает эти свойства у другого продавца. За разницу в цене ему нужно предложить понятную услугу или подтверждённое отличие сборки.</w:t>
       </w:r>
     </w:p>
     <w:p>
@@ -120,7 +131,7 @@
         <w:pStyle w:val="Heading2"/>
       </w:pPr>
       <w:r>
-        <w:t>Возможные последствия</w:t>
+        <w:t>Последствия</w:t>
       </w:r>
     </w:p>
     <w:p>
@@ -131,15 +142,7 @@
         <w:rPr>
           <w:b w:val="0"/>
         </w:rPr>
-        <w:t>Команда может медленнее набирать участников пилота и получать больше возражений о цене. Попытка снизить цену без расчёта затрат грозит убытком. Одновременная разработка всех функций конкурента задержит выпуск.</w:t>
-      </w:r>
-    </w:p>
-    <w:p>
-      <w:pPr>
-        <w:pStyle w:val="Heading2"/>
-      </w:pPr>
-      <w:r>
-        <w:t>Как проверить масштаб проблемы</w:t>
+        <w:t>Часть покупателей может выбрать копию. При снижении цены до 3 500 рублей команда будет терять 100 рублей на каждом приборе до покрытия общих расходов. Закрытие разработки может сократить участие сообщества, которое помогает с исправлениями и инструкциями.</w:t>
       </w:r>
     </w:p>
     <w:p>
@@ -150,18 +153,7 @@
         <w:rPr>
           <w:b w:val="0"/>
         </w:rPr>
-        <w:t>Ответственный за продукт сравнивает цену, датчики, комплектность и поддержку двух моделей. Он проверяет, какие функции конкурент даёт без облака и сколько стоят доставка и дополнительные принадлежности.</w:t>
-      </w:r>
-    </w:p>
-    <w:p>
-      <w:pPr>
-        <w:jc w:val="left"/>
-      </w:pPr>
-      <w:r>
-        <w:rPr>
-          <w:b w:val="0"/>
-        </w:rPr>
-        <w:t>Команда проводит 15 интервью с владельцами локального умного дома. Собеседники сравнивают приборы и объясняют свой выбор. Ответственный записывает причины покупки и отказа: цену, экран, настройку или возможность ремонта.</w:t>
+        <w:t>Возникает ещё одна задача: владельцы чужих сборок начинают задавать вопросы разработчику. Если команда отвечает без ограничений, поддержка копий отнимает время у выпуска собственной партии.</w:t>
       </w:r>
     </w:p>
     <w:p>
@@ -174,15 +166,255 @@
         <w:pStyle w:val="Heading1"/>
       </w:pPr>
       <w:r>
-        <w:t>2. Антикризисный план (задание № 2)</w:t>
+        <w:t>2. Выбор антикризисного решения (задание № 2)</w:t>
       </w:r>
     </w:p>
+    <w:tbl>
+      <w:tblPr>
+        <w:tblStyle w:val="TableGrid"/>
+        <w:tblW w:type="auto" w:w="0"/>
+        <w:tblLayout w:type="fixed"/>
+        <w:tblLook w:firstColumn="1" w:firstRow="1" w:lastColumn="0" w:lastRow="0" w:noHBand="0" w:noVBand="1" w:val="04A0"/>
+      </w:tblPr>
+      <w:tblGrid>
+        <w:gridCol w:w="2948"/>
+        <w:gridCol w:w="3175"/>
+        <w:gridCol w:w="3515"/>
+      </w:tblGrid>
+      <w:tr>
+        <w:trPr>
+          <w:cantSplit/>
+        </w:trPr>
+        <w:tc>
+          <w:tcPr>
+            <w:tcW w:type="dxa" w:w="2948"/>
+            <w:shd w:fill="F1F1F1"/>
+          </w:tcPr>
+          <w:p>
+            <w:pPr>
+              <w:spacing w:before="80" w:after="80" w:line="240" w:lineRule="auto"/>
+            </w:pPr>
+            <w:r>
+              <w:rPr>
+                <w:b/>
+                <w:sz w:val="22"/>
+              </w:rPr>
+              <w:t>Вариант</w:t>
+            </w:r>
+          </w:p>
+        </w:tc>
+        <w:tc>
+          <w:tcPr>
+            <w:tcW w:type="dxa" w:w="3175"/>
+            <w:shd w:fill="F1F1F1"/>
+          </w:tcPr>
+          <w:p>
+            <w:pPr>
+              <w:spacing w:before="80" w:after="80" w:line="240" w:lineRule="auto"/>
+            </w:pPr>
+            <w:r>
+              <w:rPr>
+                <w:b/>
+                <w:sz w:val="22"/>
+              </w:rPr>
+              <w:t>Что получает команда</w:t>
+            </w:r>
+          </w:p>
+        </w:tc>
+        <w:tc>
+          <w:tcPr>
+            <w:tcW w:type="dxa" w:w="3515"/>
+            <w:shd w:fill="F1F1F1"/>
+          </w:tcPr>
+          <w:p>
+            <w:pPr>
+              <w:spacing w:before="80" w:after="80" w:line="240" w:lineRule="auto"/>
+            </w:pPr>
+            <w:r>
+              <w:rPr>
+                <w:b/>
+                <w:sz w:val="22"/>
+              </w:rPr>
+              <w:t>Цена решения</w:t>
+            </w:r>
+          </w:p>
+        </w:tc>
+      </w:tr>
+      <w:tr>
+        <w:trPr>
+          <w:cantSplit/>
+        </w:trPr>
+        <w:tc>
+          <w:tcPr>
+            <w:tcW w:type="dxa" w:w="2948"/>
+          </w:tcPr>
+          <w:p>
+            <w:pPr>
+              <w:spacing w:before="80" w:after="80" w:line="240" w:lineRule="auto"/>
+            </w:pPr>
+            <w:r>
+              <w:rPr>
+                <w:b w:val="0"/>
+                <w:sz w:val="22"/>
+              </w:rPr>
+              <w:t>Снизить цену до 3 500 рублей</w:t>
+            </w:r>
+          </w:p>
+        </w:tc>
+        <w:tc>
+          <w:tcPr>
+            <w:tcW w:type="dxa" w:w="3175"/>
+          </w:tcPr>
+          <w:p>
+            <w:pPr>
+              <w:spacing w:before="80" w:after="80" w:line="240" w:lineRule="auto"/>
+            </w:pPr>
+            <w:r>
+              <w:rPr>
+                <w:b w:val="0"/>
+                <w:sz w:val="22"/>
+              </w:rPr>
+              <w:t>Сближает цену с копией</w:t>
+            </w:r>
+          </w:p>
+        </w:tc>
+        <w:tc>
+          <w:tcPr>
+            <w:tcW w:type="dxa" w:w="3515"/>
+          </w:tcPr>
+          <w:p>
+            <w:pPr>
+              <w:spacing w:before="80" w:after="80" w:line="240" w:lineRule="auto"/>
+            </w:pPr>
+            <w:r>
+              <w:rPr>
+                <w:b w:val="0"/>
+                <w:sz w:val="22"/>
+              </w:rPr>
+              <w:t>Продажа ниже переменных затрат</w:t>
+            </w:r>
+          </w:p>
+        </w:tc>
+      </w:tr>
+      <w:tr>
+        <w:trPr>
+          <w:cantSplit/>
+        </w:trPr>
+        <w:tc>
+          <w:tcPr>
+            <w:tcW w:type="dxa" w:w="2948"/>
+          </w:tcPr>
+          <w:p>
+            <w:pPr>
+              <w:spacing w:before="80" w:after="80" w:line="240" w:lineRule="auto"/>
+            </w:pPr>
+            <w:r>
+              <w:rPr>
+                <w:b w:val="0"/>
+                <w:sz w:val="22"/>
+              </w:rPr>
+              <w:t>Закрыть новые разработки</w:t>
+            </w:r>
+          </w:p>
+        </w:tc>
+        <w:tc>
+          <w:tcPr>
+            <w:tcW w:type="dxa" w:w="3175"/>
+          </w:tcPr>
+          <w:p>
+            <w:pPr>
+              <w:spacing w:before="80" w:after="80" w:line="240" w:lineRule="auto"/>
+            </w:pPr>
+            <w:r>
+              <w:rPr>
+                <w:b w:val="0"/>
+                <w:sz w:val="22"/>
+              </w:rPr>
+              <w:t>Усложняет копирование будущих изменений</w:t>
+            </w:r>
+          </w:p>
+        </w:tc>
+        <w:tc>
+          <w:tcPr>
+            <w:tcW w:type="dxa" w:w="3515"/>
+          </w:tcPr>
+          <w:p>
+            <w:pPr>
+              <w:spacing w:before="80" w:after="80" w:line="240" w:lineRule="auto"/>
+            </w:pPr>
+            <w:r>
+              <w:rPr>
+                <w:b w:val="0"/>
+                <w:sz w:val="22"/>
+              </w:rPr>
+              <w:t>Теряет часть доверия; старые копии остаются</w:t>
+            </w:r>
+          </w:p>
+        </w:tc>
+      </w:tr>
+      <w:tr>
+        <w:trPr>
+          <w:cantSplit/>
+        </w:trPr>
+        <w:tc>
+          <w:tcPr>
+            <w:tcW w:type="dxa" w:w="2948"/>
+          </w:tcPr>
+          <w:p>
+            <w:pPr>
+              <w:spacing w:before="80" w:after="80" w:line="240" w:lineRule="auto"/>
+            </w:pPr>
+            <w:r>
+              <w:rPr>
+                <w:b w:val="0"/>
+                <w:sz w:val="22"/>
+              </w:rPr>
+              <w:t>Сохранить открытость и добавить сервис</w:t>
+            </w:r>
+          </w:p>
+        </w:tc>
+        <w:tc>
+          <w:tcPr>
+            <w:tcW w:type="dxa" w:w="3175"/>
+          </w:tcPr>
+          <w:p>
+            <w:pPr>
+              <w:spacing w:before="80" w:after="80" w:line="240" w:lineRule="auto"/>
+            </w:pPr>
+            <w:r>
+              <w:rPr>
+                <w:b w:val="0"/>
+                <w:sz w:val="22"/>
+              </w:rPr>
+              <w:t>Продаёт проверенную сборку и оплачиваемую помощь</w:t>
+            </w:r>
+          </w:p>
+        </w:tc>
+        <w:tc>
+          <w:tcPr>
+            <w:tcW w:type="dxa" w:w="3515"/>
+          </w:tcPr>
+          <w:p>
+            <w:pPr>
+              <w:spacing w:before="80" w:after="80" w:line="240" w:lineRule="auto"/>
+            </w:pPr>
+            <w:r>
+              <w:rPr>
+                <w:b w:val="0"/>
+                <w:sz w:val="22"/>
+              </w:rPr>
+              <w:t>Нужно подтвердить спрос и учесть время поддержки</w:t>
+            </w:r>
+          </w:p>
+        </w:tc>
+      </w:tr>
+    </w:tbl>
     <w:p>
       <w:pPr>
         <w:pStyle w:val="Heading2"/>
       </w:pPr>
       <w:r>
-        <w:t>Решение по стратегии</w:t>
+        <w:t>Решение команды</w:t>
       </w:r>
     </w:p>
     <w:p>
@@ -193,7 +425,7 @@
         <w:rPr>
           <w:b w:val="0"/>
         </w:rPr>
-        <w:t>Команда сохраняет локальную работу и улучшает настройку и обслуживание. До интервью руководитель откладывает широкую рекламную кампанию и крупный заказ компонентов.</w:t>
+        <w:t>Команда сохраняет открытые файлы и цену официального прибора 5 000 рублей. В комплект включает проверку экземпляра, запись результатов и помощь с подключением. Исправления прошивки и инструкции остаются доступными всем.</w:t>
       </w:r>
     </w:p>
     <w:p>
@@ -204,7 +436,379 @@
         <w:rPr>
           <w:b w:val="0"/>
         </w:rPr>
-        <w:t>Руководитель рассматривает снижение цены, новые функции и работу с узкой аудиторией. Команда выбирает владельцев умного дома, которым нужны E-Ink часы и ремонтируемый прибор. К вопросу о скидке вернётся после расчёта затрат.</w:t>
+        <w:t>Владельцам совместимых чужих сборок предлагает платную диагностику. Покупатель оплачивает время специалиста и работу с конкретным устройством. Бесплатные материалы и самостоятельная установка прошивки сохраняются.</w:t>
+      </w:r>
+    </w:p>
+    <w:p>
+      <w:pPr>
+        <w:pStyle w:val="Heading2"/>
+      </w:pPr>
+      <w:r>
+        <w:t>Экономика вариантов, рублей</w:t>
+      </w:r>
+    </w:p>
+    <w:tbl>
+      <w:tblPr>
+        <w:tblStyle w:val="TableGrid"/>
+        <w:tblW w:type="auto" w:w="0"/>
+        <w:tblLayout w:type="fixed"/>
+        <w:tblLook w:firstColumn="1" w:firstRow="1" w:lastColumn="0" w:lastRow="0" w:noHBand="0" w:noVBand="1" w:val="04A0"/>
+      </w:tblPr>
+      <w:tblGrid>
+        <w:gridCol w:w="4195"/>
+        <w:gridCol w:w="1531"/>
+        <w:gridCol w:w="2381"/>
+        <w:gridCol w:w="1531"/>
+      </w:tblGrid>
+      <w:tr>
+        <w:trPr>
+          <w:cantSplit/>
+        </w:trPr>
+        <w:tc>
+          <w:tcPr>
+            <w:tcW w:type="dxa" w:w="4195"/>
+            <w:shd w:fill="F1F1F1"/>
+          </w:tcPr>
+          <w:p>
+            <w:pPr>
+              <w:spacing w:before="80" w:after="80" w:line="240" w:lineRule="auto"/>
+            </w:pPr>
+            <w:r>
+              <w:rPr>
+                <w:b/>
+                <w:sz w:val="22"/>
+              </w:rPr>
+              <w:t>Предложение</w:t>
+            </w:r>
+          </w:p>
+        </w:tc>
+        <w:tc>
+          <w:tcPr>
+            <w:tcW w:type="dxa" w:w="1531"/>
+            <w:shd w:fill="F1F1F1"/>
+          </w:tcPr>
+          <w:p>
+            <w:pPr>
+              <w:spacing w:before="80" w:after="80" w:line="240" w:lineRule="auto"/>
+            </w:pPr>
+            <w:r>
+              <w:rPr>
+                <w:b/>
+                <w:sz w:val="22"/>
+              </w:rPr>
+              <w:t>Цена</w:t>
+            </w:r>
+          </w:p>
+        </w:tc>
+        <w:tc>
+          <w:tcPr>
+            <w:tcW w:type="dxa" w:w="2381"/>
+            <w:shd w:fill="F1F1F1"/>
+          </w:tcPr>
+          <w:p>
+            <w:pPr>
+              <w:spacing w:before="80" w:after="80" w:line="240" w:lineRule="auto"/>
+            </w:pPr>
+            <w:r>
+              <w:rPr>
+                <w:b/>
+                <w:sz w:val="22"/>
+              </w:rPr>
+              <w:t>Переменные затраты</w:t>
+            </w:r>
+          </w:p>
+        </w:tc>
+        <w:tc>
+          <w:tcPr>
+            <w:tcW w:type="dxa" w:w="1531"/>
+            <w:shd w:fill="F1F1F1"/>
+          </w:tcPr>
+          <w:p>
+            <w:pPr>
+              <w:spacing w:before="80" w:after="80" w:line="240" w:lineRule="auto"/>
+            </w:pPr>
+            <w:r>
+              <w:rPr>
+                <w:b/>
+                <w:sz w:val="22"/>
+              </w:rPr>
+              <w:t>Остаток</w:t>
+            </w:r>
+          </w:p>
+        </w:tc>
+      </w:tr>
+      <w:tr>
+        <w:trPr>
+          <w:cantSplit/>
+        </w:trPr>
+        <w:tc>
+          <w:tcPr>
+            <w:tcW w:type="dxa" w:w="4195"/>
+          </w:tcPr>
+          <w:p>
+            <w:pPr>
+              <w:spacing w:before="80" w:after="80" w:line="240" w:lineRule="auto"/>
+            </w:pPr>
+            <w:r>
+              <w:rPr>
+                <w:b w:val="0"/>
+                <w:sz w:val="22"/>
+              </w:rPr>
+              <w:t>Официальный прибор</w:t>
+            </w:r>
+          </w:p>
+        </w:tc>
+        <w:tc>
+          <w:tcPr>
+            <w:tcW w:type="dxa" w:w="1531"/>
+          </w:tcPr>
+          <w:p>
+            <w:pPr>
+              <w:spacing w:before="80" w:after="80" w:line="240" w:lineRule="auto"/>
+            </w:pPr>
+            <w:r>
+              <w:rPr>
+                <w:b w:val="0"/>
+                <w:sz w:val="22"/>
+              </w:rPr>
+              <w:t>5 000</w:t>
+            </w:r>
+          </w:p>
+        </w:tc>
+        <w:tc>
+          <w:tcPr>
+            <w:tcW w:type="dxa" w:w="2381"/>
+          </w:tcPr>
+          <w:p>
+            <w:pPr>
+              <w:spacing w:before="80" w:after="80" w:line="240" w:lineRule="auto"/>
+            </w:pPr>
+            <w:r>
+              <w:rPr>
+                <w:b w:val="0"/>
+                <w:sz w:val="22"/>
+              </w:rPr>
+              <w:t>3 600</w:t>
+            </w:r>
+          </w:p>
+        </w:tc>
+        <w:tc>
+          <w:tcPr>
+            <w:tcW w:type="dxa" w:w="1531"/>
+          </w:tcPr>
+          <w:p>
+            <w:pPr>
+              <w:spacing w:before="80" w:after="80" w:line="240" w:lineRule="auto"/>
+            </w:pPr>
+            <w:r>
+              <w:rPr>
+                <w:b w:val="0"/>
+                <w:sz w:val="22"/>
+              </w:rPr>
+              <w:t>1 400</w:t>
+            </w:r>
+          </w:p>
+        </w:tc>
+      </w:tr>
+      <w:tr>
+        <w:trPr>
+          <w:cantSplit/>
+        </w:trPr>
+        <w:tc>
+          <w:tcPr>
+            <w:tcW w:type="dxa" w:w="4195"/>
+          </w:tcPr>
+          <w:p>
+            <w:pPr>
+              <w:spacing w:before="80" w:after="80" w:line="240" w:lineRule="auto"/>
+            </w:pPr>
+            <w:r>
+              <w:rPr>
+                <w:b w:val="0"/>
+                <w:sz w:val="22"/>
+              </w:rPr>
+              <w:t>Снижение цены до уровня копии</w:t>
+            </w:r>
+          </w:p>
+        </w:tc>
+        <w:tc>
+          <w:tcPr>
+            <w:tcW w:type="dxa" w:w="1531"/>
+          </w:tcPr>
+          <w:p>
+            <w:pPr>
+              <w:spacing w:before="80" w:after="80" w:line="240" w:lineRule="auto"/>
+            </w:pPr>
+            <w:r>
+              <w:rPr>
+                <w:b w:val="0"/>
+                <w:sz w:val="22"/>
+              </w:rPr>
+              <w:t>3 500</w:t>
+            </w:r>
+          </w:p>
+        </w:tc>
+        <w:tc>
+          <w:tcPr>
+            <w:tcW w:type="dxa" w:w="2381"/>
+          </w:tcPr>
+          <w:p>
+            <w:pPr>
+              <w:spacing w:before="80" w:after="80" w:line="240" w:lineRule="auto"/>
+            </w:pPr>
+            <w:r>
+              <w:rPr>
+                <w:b w:val="0"/>
+                <w:sz w:val="22"/>
+              </w:rPr>
+              <w:t>3 600</w:t>
+            </w:r>
+          </w:p>
+        </w:tc>
+        <w:tc>
+          <w:tcPr>
+            <w:tcW w:type="dxa" w:w="1531"/>
+          </w:tcPr>
+          <w:p>
+            <w:pPr>
+              <w:spacing w:before="80" w:after="80" w:line="240" w:lineRule="auto"/>
+            </w:pPr>
+            <w:r>
+              <w:rPr>
+                <w:b w:val="0"/>
+                <w:sz w:val="22"/>
+              </w:rPr>
+              <w:t>−100</w:t>
+            </w:r>
+          </w:p>
+        </w:tc>
+      </w:tr>
+      <w:tr>
+        <w:trPr>
+          <w:cantSplit/>
+        </w:trPr>
+        <w:tc>
+          <w:tcPr>
+            <w:tcW w:type="dxa" w:w="4195"/>
+          </w:tcPr>
+          <w:p>
+            <w:pPr>
+              <w:spacing w:before="80" w:after="80" w:line="240" w:lineRule="auto"/>
+            </w:pPr>
+            <w:r>
+              <w:rPr>
+                <w:b w:val="0"/>
+                <w:sz w:val="22"/>
+              </w:rPr>
+              <w:t>Диагностика чужой сборки</w:t>
+            </w:r>
+          </w:p>
+        </w:tc>
+        <w:tc>
+          <w:tcPr>
+            <w:tcW w:type="dxa" w:w="1531"/>
+          </w:tcPr>
+          <w:p>
+            <w:pPr>
+              <w:spacing w:before="80" w:after="80" w:line="240" w:lineRule="auto"/>
+            </w:pPr>
+            <w:r>
+              <w:rPr>
+                <w:b w:val="0"/>
+                <w:sz w:val="22"/>
+              </w:rPr>
+              <w:t>900</w:t>
+            </w:r>
+          </w:p>
+        </w:tc>
+        <w:tc>
+          <w:tcPr>
+            <w:tcW w:type="dxa" w:w="2381"/>
+          </w:tcPr>
+          <w:p>
+            <w:pPr>
+              <w:spacing w:before="80" w:after="80" w:line="240" w:lineRule="auto"/>
+            </w:pPr>
+            <w:r>
+              <w:rPr>
+                <w:b w:val="0"/>
+                <w:sz w:val="22"/>
+              </w:rPr>
+              <w:t>600</w:t>
+            </w:r>
+          </w:p>
+        </w:tc>
+        <w:tc>
+          <w:tcPr>
+            <w:tcW w:type="dxa" w:w="1531"/>
+          </w:tcPr>
+          <w:p>
+            <w:pPr>
+              <w:spacing w:before="80" w:after="80" w:line="240" w:lineRule="auto"/>
+            </w:pPr>
+            <w:r>
+              <w:rPr>
+                <w:b w:val="0"/>
+                <w:sz w:val="22"/>
+              </w:rPr>
+              <w:t>300</w:t>
+            </w:r>
+          </w:p>
+        </w:tc>
+      </w:tr>
+    </w:tbl>
+    <w:p>
+      <w:pPr>
+        <w:jc w:val="left"/>
+      </w:pPr>
+      <w:r>
+        <w:rPr>
+          <w:b w:val="0"/>
+        </w:rPr>
+        <w:t>В модели стоимость диагностики составляет 900 рублей, затраты времени специалиста 600 рублей. Остаток идёт на покрытие общих расходов. Замена деталей оплачивается после согласования. Налоги и разовые расходы в таблицу не включены.</w:t>
+      </w:r>
+    </w:p>
+    <w:p>
+      <w:pPr>
+        <w:pStyle w:val="Heading2"/>
+      </w:pPr>
+      <w:r>
+        <w:t>Предложение производителю копии</w:t>
+      </w:r>
+    </w:p>
+    <w:p>
+      <w:pPr>
+        <w:jc w:val="left"/>
+      </w:pPr>
+      <w:r>
+        <w:rPr>
+          <w:b w:val="0"/>
+        </w:rPr>
+        <w:t>Руководитель предложит производителю сотрудничество: проверку партии и помощь его покупателям за отдельную оплату. Стороны согласуют требования к сборке и распределят обращения. Плату за само использование открытых файлов команда не вводит.</w:t>
+      </w:r>
+    </w:p>
+    <w:p>
+      <w:pPr>
+        <w:jc w:val="left"/>
+      </w:pPr>
+      <w:r>
+        <w:rPr>
+          <w:b w:val="0"/>
+        </w:rPr>
+        <w:t>Если производитель откажется, команда продолжит продавать свои приборы и проверит спрос на диагностику. До первых заказов этот сервис остаётся дополнительным направлением, а не заменой выручки от устройств.</w:t>
+      </w:r>
+    </w:p>
+    <w:p>
+      <w:r>
+        <w:br w:type="page"/>
+      </w:r>
+    </w:p>
+    <w:p>
+      <w:pPr>
+        <w:pStyle w:val="Heading1"/>
+      </w:pPr>
+      <w:r>
+        <w:t>3. План действий и распределение ролей</w:t>
       </w:r>
     </w:p>
     <w:p>
@@ -223,7 +827,7 @@
         <w:rPr>
           <w:b w:val="0"/>
         </w:rPr>
-        <w:t>Руководитель собирает команду и распределяет задачи. Ответственный за продукт сравнивает модели, разработчик проверяет настройку и интеграцию. Команда готовит таблицу отличий для интервью.</w:t>
+        <w:t>Руководитель останавливает обсуждение срочной скидки и собирает факты. Ответственный за продукт сравнивает цену, комплектность и условия поддержки. Разработчик проверяет, какие файлы и версию прошивки использует другой производитель.</w:t>
       </w:r>
     </w:p>
     <w:p>
@@ -234,7 +838,7 @@
         <w:rPr>
           <w:b w:val="0"/>
         </w:rPr>
-        <w:t>Руководитель приостанавливает расходы на широкую рекламу. Команда продолжает испытания и подготовку партии. Участникам пилота сообщает, что осталось проверить и когда они получат приборы.</w:t>
+        <w:t>Команда готовит короткий ответ покупателям: открытая лицензия допускает другие сборки; официальная поставка включает проверку экземпляра и поддержку. Заявления о точности и качестве подтверждает измерениями.</w:t>
       </w:r>
     </w:p>
     <w:p>
@@ -253,7 +857,7 @@
         <w:rPr>
           <w:b w:val="0"/>
         </w:rPr>
-        <w:t>Руководитель считает стоимость компонентов, корпуса, сборки, доставки и поддержки. Он добавляет резерв на возвраты, а расходы на разработку и испытания учитывает отдельной суммой. По расчёту определяет нижнюю границу цены.</w:t>
+        <w:t>Команда покупает два экземпляра копии за 7 000 рублей и проверяет комплектующие, сборку, настройки и работу без интернета. Разработчик сравнивает показания с тем же эталонным прибором, который использует для своей партии. Результат записывает по одинаковой форме.</w:t>
       </w:r>
     </w:p>
     <w:p>
@@ -264,7 +868,7 @@
         <w:rPr>
           <w:b w:val="0"/>
         </w:rPr>
-        <w:t>Ответственный за продукт набирает собеседников для интервью. Разработчик проверяет подключение в нескольких домашних сетях. К концу недели команда уточняет список работ и дату пилота.</w:t>
+        <w:t>Ответственный за продукт проводит 15 интервью: с пятью потенциальными покупателями «Ягеля», пятью владельцами копии и пятью самостоятельными сборщиками. Выясняет, кому нужна поддержка, что люди ремонтируют сами и за какую помощь готовы платить.</w:t>
       </w:r>
     </w:p>
     <w:p>
@@ -272,7 +876,7 @@
         <w:pStyle w:val="Heading2"/>
       </w:pPr>
       <w:r>
-        <w:t>Следующие 2–4 недели</w:t>
+        <w:t>Вторая и третья недели</w:t>
       </w:r>
     </w:p>
     <w:p>
@@ -283,7 +887,7 @@
         <w:rPr>
           <w:b w:val="0"/>
         </w:rPr>
-        <w:t>Команда проводит интервью и наблюдает, как новые пользователи подключают прибор. Разработчик записывает демонстрацию работы без интернета. Для инструкции по ремонту второй участник пробует заменить датчик. Потребление измеряют у собранного устройства.</w:t>
+        <w:t>Разработчик готовит перечень проверок для официальной партии. Второй участник повторяет настройку по инструкции и замену датчика. Руководитель считает затраты на проверку каждого экземпляра и время обращения в поддержку.</w:t>
       </w:r>
     </w:p>
     <w:p>
@@ -294,7 +898,7 @@
         <w:rPr>
           <w:b w:val="0"/>
         </w:rPr>
-        <w:t>Участники записывают результаты испытаний и новые задачи в общий список. Руководитель раз в неделю сверяет сроки и расходы. При критической ошибке он переносит выдачу приборов.</w:t>
+        <w:t>Команда открывает запись на диагностику пяти совместимых сборок. До оплаты сообщает объём работы и цену. Если неизвестные компоненты не позволяют принять устройство, объясняет причину и возвращается к проверке совместимости.</w:t>
       </w:r>
     </w:p>
     <w:p>
@@ -302,7 +906,7 @@
         <w:pStyle w:val="Heading2"/>
       </w:pPr>
       <w:r>
-        <w:t>Роли и ответственность</w:t>
+        <w:t>Четвёртая неделя</w:t>
       </w:r>
     </w:p>
     <w:p>
@@ -313,7 +917,26 @@
         <w:rPr>
           <w:b w:val="0"/>
         </w:rPr>
-        <w:t>Руководитель отвечает за бюджет и объём партии. Разработчик занимается прошивкой и интеграцией. Ответственный за продукт проводит интервью и обновляет описание товара. Второй участник проверяет исправления и инструкции.</w:t>
+        <w:t>Руководитель сравнивает заказы официальных приборов, заявки на сервис и фактические затраты. Уточняет цену, объём партии и предложение производителю копии. Сохраняет второй источник сборки, чтобы не зависеть от потенциального партнёра.</w:t>
+      </w:r>
+    </w:p>
+    <w:p>
+      <w:pPr>
+        <w:pStyle w:val="Heading2"/>
+      </w:pPr>
+      <w:r>
+        <w:t>Кто отвечает</w:t>
+      </w:r>
+    </w:p>
+    <w:p>
+      <w:pPr>
+        <w:jc w:val="left"/>
+      </w:pPr>
+      <w:r>
+        <w:rPr>
+          <w:b w:val="0"/>
+        </w:rPr>
+        <w:t>Руководитель ведёт бюджет и переговоры. Разработчик проводит сравнение устройств и готовит проверки. Ответственный за продукт собирает интервью и отвечает покупателям. Второй участник проверяет инструкции и результаты испытаний.</w:t>
       </w:r>
     </w:p>
     <w:p>
@@ -326,7 +949,7 @@
         <w:pStyle w:val="Heading1"/>
       </w:pPr>
       <w:r>
-        <w:t>3. Адаптация к рынку (задание № 3)</w:t>
+        <w:t>4. Изменение бизнес-модели (задание № 3)</w:t>
       </w:r>
     </w:p>
     <w:p>
@@ -337,7 +960,7 @@
         <w:rPr>
           <w:b w:val="0"/>
         </w:rPr>
-        <w:t>Конкурент тоже предлагает работу без облака. Команда меняет описание товара, порядок разработки и способ продвижения, чтобы показать покупателю другие основания для выбора.</w:t>
+        <w:t>После появления копии команда указывает в предложении проверку экземпляра и помощь с подключением. Покупатель видит, какие работы входят в цену официального прибора.</w:t>
       </w:r>
     </w:p>
     <w:p>
@@ -345,7 +968,7 @@
         <w:pStyle w:val="Heading2"/>
       </w:pPr>
       <w:r>
-        <w:t>Уточнить аудиторию и предложение</w:t>
+        <w:t>Официальная поставка</w:t>
       </w:r>
     </w:p>
     <w:p>
@@ -356,7 +979,7 @@
         <w:rPr>
           <w:b w:val="0"/>
         </w:rPr>
-        <w:t>Команда начинает с владельцев Home Assistant, которым нужен монитор с E-Ink часами и доступными деталями. На интервью выясняет, за какие свойства они готовы платить. Если экран и ремонт для них не важны, руководитель пересматривает предложение.</w:t>
+        <w:t>К прибору команда прилагает номер экземпляра и лист проверки: версия прошивки, работа датчиков, результат сравнения показаний и проверка локального API. В инструкции указывает подключение, обслуживание и совместимые детали.</w:t>
       </w:r>
     </w:p>
     <w:p>
@@ -367,7 +990,7 @@
         <w:rPr>
           <w:b w:val="0"/>
         </w:rPr>
-        <w:t>В описании товара команда покажет настольный прибор с часами и показаниями воздуха, подключение к Home Assistant и замену деталей. Для сравнения с конкурентом укажет состав комплекта, поддержку и расходы на обслуживание.</w:t>
+        <w:t>Поддержка официального прибора входит в предложение. Перед выпуском руководитель учитывает её стоимость в затратах. Проверка должна показать полезное отличие для покупателя; одна надпись «официальный» не заменяет эту работу.</w:t>
       </w:r>
     </w:p>
     <w:p>
@@ -375,7 +998,7 @@
         <w:pStyle w:val="Heading2"/>
       </w:pPr>
       <w:r>
-        <w:t>Изменить приоритеты разработки</w:t>
+        <w:t>Помощь владельцам других сборок</w:t>
       </w:r>
     </w:p>
     <w:p>
@@ -386,15 +1009,7 @@
         <w:rPr>
           <w:b w:val="0"/>
         </w:rPr>
-        <w:t>Разработчик проверяет восстановление связи и работу API после отключения сети. Ответственный за продукт сокращает неудобные шаги в инструкции. Команда улучшает крепления корпуса и доступ к деталям. Новые датчики добавит после проверки спроса и затрат.</w:t>
-      </w:r>
-    </w:p>
-    <w:p>
-      <w:pPr>
-        <w:pStyle w:val="Heading2"/>
-      </w:pPr>
-      <w:r>
-        <w:t>Показать общественную пользу</w:t>
+        <w:t>На сайте остаются исходники, инструкции и исправления. Владелец копии может пользоваться ими сам. Для адресной диагностики он записывается в сервис и согласует задачу: найти ошибку подключения, проверить датчик или восстановить прошивку.</w:t>
       </w:r>
     </w:p>
     <w:p>
@@ -405,7 +1020,15 @@
         <w:rPr>
           <w:b w:val="0"/>
         </w:rPr>
-        <w:t>Контроль воздуха. В демонстрации команда покажет, как меняется CO₂ в занятой комнате и как пользователь выбирает время для проветривания. Покупатель увидит показания и последовательность действий.</w:t>
+        <w:t>Специалист сначала сверяет состав устройства с поддерживаемыми вариантами. Неизвестную плату не принимает как совместимую по внешнему сходству. После осмотра сообщает, что проверил и сколько будет стоить ремонт.</w:t>
+      </w:r>
+    </w:p>
+    <w:p>
+      <w:pPr>
+        <w:pStyle w:val="Heading2"/>
+      </w:pPr>
+      <w:r>
+        <w:t>Работа с сообществом и сборщиками</w:t>
       </w:r>
     </w:p>
     <w:p>
@@ -416,7 +1039,7 @@
         <w:rPr>
           <w:b w:val="0"/>
         </w:rPr>
-        <w:t>Энергоэффективность. Команда проверит управление совместимой вентиляцией по показаниям CO₂. В пилоте сравнит расход энергии при сходной погоде, занятости комнаты и качестве воздуха. Отдельно измерит потребление прибора.</w:t>
+        <w:t>Команда публикует список совместимых компонентов и процедуру проверки. Производители других сборок могут присылать исправления и результаты испытаний. Совместимость оценивается по этим данным.</w:t>
       </w:r>
     </w:p>
     <w:p>
@@ -427,7 +1050,7 @@
         <w:rPr>
           <w:b w:val="0"/>
         </w:rPr>
-        <w:t>Ремонт. Команда подготовит инструкцию по разборке и замене деталей, укажет совместимые компоненты. Пользователь сможет продолжать работу с прибором после закрытия сервиса производителя, поскольку основные функции выполняются дома.</w:t>
+        <w:t>С производителем копии руководитель обсуждает обслуживание его покупателей или сборку официальной партии по согласованным требованиям. В договоре фиксирует проверки, стоимость и ответственность за обращения. Бесплатный доступ к файлам сохраняет.</w:t>
       </w:r>
     </w:p>
     <w:p>
@@ -435,7 +1058,7 @@
         <w:pStyle w:val="Heading2"/>
       </w:pPr>
       <w:r>
-        <w:t>Скорректировать продажи и цену</w:t>
+        <w:t>Продуктовые приоритеты</w:t>
       </w:r>
     </w:p>
     <w:p>
@@ -446,7 +1069,7 @@
         <w:rPr>
           <w:b w:val="0"/>
         </w:rPr>
-        <w:t>Ответственный за продукт проведёт небольшие демонстрации в сообществах умного дома и у партнёров-интеграторов. На них покупатели смогут попробовать настройку и сравнить показания с другим прибором.</w:t>
+        <w:t>Разработчик улучшает диагностику через локальный интерфейс и инструкции по восстановлению. Команда упрощает разборку корпуса и замену деталей. Эти изменения сокращают время ремонта и поддержки.</w:t>
       </w:r>
     </w:p>
     <w:p>
@@ -457,7 +1080,7 @@
         <w:rPr>
           <w:b w:val="0"/>
         </w:rPr>
-        <w:t>Для расчётов команда берёт цену 5 000 рублей. Руководитель проверит, покрывает ли она производство, доставку и поддержку. На интервью команда выяснит готовность платить эту сумму. После расчёта затрат уточнит цену и комплектность.</w:t>
+        <w:t>Пользователь продолжает видеть CO₂ и выбирать время проветривания. Команда сохраняет проверку управления вентиляцией и потребления энергии. Расходы на новое облако или обязательную подписку в план не добавляет.</w:t>
       </w:r>
     </w:p>
     <w:p>
@@ -470,7 +1093,7 @@
         <w:pStyle w:val="Heading1"/>
       </w:pPr>
       <w:r>
-        <w:t>4. Коммуникация и контроль результата</w:t>
+        <w:t>5. Коммуникация и проверка результата</w:t>
       </w:r>
     </w:p>
     <w:p>
@@ -478,7 +1101,7 @@
         <w:pStyle w:val="Heading2"/>
       </w:pPr>
       <w:r>
-        <w:t>Внутри команды</w:t>
+        <w:t>Ответ покупателям</w:t>
       </w:r>
     </w:p>
     <w:p>
@@ -489,7 +1112,7 @@
         <w:rPr>
           <w:b w:val="0"/>
         </w:rPr>
-        <w:t>Раз в неделю команда обсуждает интервью, испытания и расходы. У каждой задачи есть ответственный и срок. Предлагая новую функцию, участник объясняет, кому она нужна и сколько времени займёт разработка.</w:t>
+        <w:t>«Мы публикуем проект под MIT, поэтому другие производители могут выпускать свои сборки при соблюдении лицензии. Покупая прибор у нас, вы получаете проверенный экземпляр и помощь с подключением. Исходники и исправления прошивки остаются открытыми».</w:t>
       </w:r>
     </w:p>
     <w:p>
@@ -500,15 +1123,7 @@
         <w:rPr>
           <w:b w:val="0"/>
         </w:rPr>
-        <w:t>Руководитель ведёт список рисков: слабый спрос, рост затрат, ошибки показаний и задержка деталей. Для каждого назначает ответственного и действие. Например, при задержке датчика проверяет другой источник поставки.</w:t>
-      </w:r>
-    </w:p>
-    <w:p>
-      <w:pPr>
-        <w:pStyle w:val="Heading2"/>
-      </w:pPr>
-      <w:r>
-        <w:t>С покупателями и партнёрами</w:t>
+        <w:t>Покупатель: «Почему я должен платить 5 000 рублей, если копия стоит 3 500?»</w:t>
       </w:r>
     </w:p>
     <w:p>
@@ -519,7 +1134,7 @@
         <w:rPr>
           <w:b w:val="0"/>
         </w:rPr>
-        <w:t>Сообщение участникам пилота: «Сейчас мы проверяем настройку и работу прибора в разных домашних сетях. После испытаний подтвердим дату выдачи. В комплект положим инструкцию по подключению и контакты поддержки».</w:t>
+        <w:t>Представитель: «Разница составляет 1 500 рублей. За неё вы получаете проверку экземпляра, запись результатов и помощь с подключением. Уточните, что входит в комплект копии и кто отвечает на обращения. Наши исходники и инструкции остаются доступны всем».</w:t>
       </w:r>
     </w:p>
     <w:p>
@@ -530,15 +1145,7 @@
         <w:rPr>
           <w:b w:val="0"/>
         </w:rPr>
-        <w:t>Ответ на сравнение с конкурентом: «У “Ягеля” есть E-Ink часы, локальный API и открытая конструкция. Прибор можно подключить к вашей системе и обслуживать. Давайте сравним комплект, настройку и поддержку двух моделей».</w:t>
-      </w:r>
-    </w:p>
-    <w:p>
-      <w:pPr>
-        <w:pStyle w:val="Heading2"/>
-      </w:pPr>
-      <w:r>
-        <w:t>Когда продолжать пилот</w:t>
+        <w:t>Покупатель: «Вы теперь закроете прошивку?»</w:t>
       </w:r>
     </w:p>
     <w:p>
@@ -549,7 +1156,15 @@
         <w:rPr>
           <w:b w:val="0"/>
         </w:rPr>
-        <w:t>До заказа партии команда планирует провести 15 интервью и собрать не менее 10 заявок на пилот. Руководитель проверяет прибыль с устройства по полной смете. Разработчик проводит 72-часовой тест без интернета, а новый пользователь подключает прибор по инструкции.</w:t>
+        <w:t>Представитель: «Мы сохраняем открытые исходники и исправления. Платная услуга нужна тем, кто хочет передать специалисту свой прибор и поручить ему диагностику».</w:t>
+      </w:r>
+    </w:p>
+    <w:p>
+      <w:pPr>
+        <w:pStyle w:val="Heading2"/>
+      </w:pPr>
+      <w:r>
+        <w:t>Контроль через месяц</w:t>
       </w:r>
     </w:p>
     <w:p>
@@ -560,7 +1175,48 @@
         <w:rPr>
           <w:b w:val="0"/>
         </w:rPr>
-        <w:t>При выполнении этих условий руководитель заказывает партию из 30 устройств. При слабом спросе команда меняет предложение и повторяет интервью. Если цена не покрывает затраты, пересматривает комплектацию или способ продажи. При отсутствии подходящего варианта откладывает заказ.</w:t>
+        <w:t>Для официальной партии команда планирует собрать не менее 10 подтверждённых заявок по цене 5 000 рублей. В интервью выяснит, повлияли ли проверка и поддержка на выбор. Руководитель пересчитает остаток с прибора после учёта этих работ.</w:t>
+      </w:r>
+    </w:p>
+    <w:p>
+      <w:pPr>
+        <w:jc w:val="left"/>
+      </w:pPr>
+      <w:r>
+        <w:rPr>
+          <w:b w:val="0"/>
+        </w:rPr>
+        <w:t>Для сервиса проверит пять оплаченных диагностик по 900 рублей. Цель: удержать средние переменные затраты в пределах 600 рублей и завершить согласованную работу. Если обращения требуют больше времени, пересмотрит цену или сузит перечень услуг.</w:t>
+      </w:r>
+    </w:p>
+    <w:p>
+      <w:pPr>
+        <w:pStyle w:val="Heading2"/>
+      </w:pPr>
+      <w:r>
+        <w:t>Риски новой модели</w:t>
+      </w:r>
+    </w:p>
+    <w:p>
+      <w:pPr>
+        <w:jc w:val="left"/>
+      </w:pPr>
+      <w:r>
+        <w:rPr>
+          <w:b w:val="0"/>
+        </w:rPr>
+        <w:t>Поддержка может отнять время у собственной партии. Руководитель ограничит первую группу пятью обращениями и назначит часы приёма. Проверки могут не убедить покупателей доплатить: в таком случае команда пересмотрит комплектность и затраты.</w:t>
+      </w:r>
+    </w:p>
+    <w:p>
+      <w:pPr>
+        <w:jc w:val="left"/>
+      </w:pPr>
+      <w:r>
+        <w:rPr>
+          <w:b w:val="0"/>
+        </w:rPr>
+        <w:t>Производитель копии может отказаться от сотрудничества или изменить компоненты. Разработчик проверяет совместимость каждой новой ревизии, а руководитель сохраняет независимый способ сборки. До договора команда не считает партнёрские услуги будущей выручкой.</w:t>
       </w:r>
     </w:p>
     <w:p>
@@ -579,7 +1235,7 @@
         <w:rPr>
           <w:b w:val="0"/>
         </w:rPr>
-        <w:t>Команда сохраняет локальную архитектуру и проверяет, почему покупатель выберет «Ягель». В ближайший месяц проводит интервью, улучшает настройку и рассчитывает стоимость партии. Результаты этих работ определят цену и объём выпуска.</w:t>
+        <w:t>Команда сохраняет открытость и проверяет два источника дохода: официальные приборы с поддержкой и добровольную диагностику других сборок. За месяц она должна выяснить, оплачивают ли покупатели эту работу. При слабом спросе руководитель сокращает услуги и пересматривает стоимость партии.</w:t>
       </w:r>
     </w:p>
     <w:sectPr>
